--- a/public/2026/seq03/FICHE_S3-A03_Filius2_4eme.docx
+++ b/public/2026/seq03/FICHE_S3-A03_Filius2_4eme.docx
@@ -279,7 +279,7 @@
     </w:tbl>
     <w:p>
       <w:pPr>
-        <w:spacing w:after="60"/>
+        <w:spacing w:after="96"/>
       </w:pPr>
     </w:p>
     <w:tbl>
@@ -329,8 +329,8 @@
                 <w:bCs/>
                 <w:i w:val="false"/>
                 <w:iCs w:val="false"/>
-                <w:sz w:val="16"/>
-                <w:szCs w:val="16"/>
+                <w:sz w:val="24"/>
+                <w:szCs w:val="24"/>
               </w:rPr>
               <w:t xml:space="preserve">Nom : </w:t>
             </w:r>
@@ -341,10 +341,10 @@
                 <w:bCs w:val="false"/>
                 <w:i w:val="false"/>
                 <w:iCs w:val="false"/>
-                <w:sz w:val="16"/>
-                <w:szCs w:val="16"/>
-              </w:rPr>
-              <w:t xml:space="preserve">....................................</w:t>
+                <w:sz w:val="24"/>
+                <w:szCs w:val="24"/>
+              </w:rPr>
+              <w:t xml:space="preserve">...................</w:t>
             </w:r>
           </w:p>
         </w:tc>
@@ -376,8 +376,8 @@
                 <w:bCs/>
                 <w:i w:val="false"/>
                 <w:iCs w:val="false"/>
-                <w:sz w:val="16"/>
-                <w:szCs w:val="16"/>
+                <w:sz w:val="24"/>
+                <w:szCs w:val="24"/>
               </w:rPr>
               <w:t xml:space="preserve">Prénom : </w:t>
             </w:r>
@@ -388,10 +388,10 @@
                 <w:bCs w:val="false"/>
                 <w:i w:val="false"/>
                 <w:iCs w:val="false"/>
-                <w:sz w:val="16"/>
-                <w:szCs w:val="16"/>
-              </w:rPr>
-              <w:t xml:space="preserve">...............................</w:t>
+                <w:sz w:val="24"/>
+                <w:szCs w:val="24"/>
+              </w:rPr>
+              <w:t xml:space="preserve">................</w:t>
             </w:r>
           </w:p>
         </w:tc>
@@ -423,8 +423,8 @@
                 <w:bCs/>
                 <w:i w:val="false"/>
                 <w:iCs w:val="false"/>
-                <w:sz w:val="16"/>
-                <w:szCs w:val="16"/>
+                <w:sz w:val="24"/>
+                <w:szCs w:val="24"/>
               </w:rPr>
               <w:t xml:space="preserve">Classe : </w:t>
             </w:r>
@@ -435,10 +435,10 @@
                 <w:bCs w:val="false"/>
                 <w:i w:val="false"/>
                 <w:iCs w:val="false"/>
-                <w:sz w:val="16"/>
-                <w:szCs w:val="16"/>
-              </w:rPr>
-              <w:t xml:space="preserve">..........</w:t>
+                <w:sz w:val="24"/>
+                <w:szCs w:val="24"/>
+              </w:rPr>
+              <w:t xml:space="preserve">......</w:t>
             </w:r>
           </w:p>
         </w:tc>
@@ -470,8 +470,8 @@
                 <w:bCs/>
                 <w:i w:val="false"/>
                 <w:iCs w:val="false"/>
-                <w:sz w:val="16"/>
-                <w:szCs w:val="16"/>
+                <w:sz w:val="24"/>
+                <w:szCs w:val="24"/>
               </w:rPr>
               <w:t xml:space="preserve">Maison : </w:t>
             </w:r>
@@ -482,10 +482,10 @@
                 <w:bCs w:val="false"/>
                 <w:i w:val="false"/>
                 <w:iCs w:val="false"/>
-                <w:sz w:val="16"/>
-                <w:szCs w:val="16"/>
-              </w:rPr>
-              <w:t xml:space="preserve">................</w:t>
+                <w:sz w:val="24"/>
+                <w:szCs w:val="24"/>
+              </w:rPr>
+              <w:t xml:space="preserve">......</w:t>
             </w:r>
           </w:p>
         </w:tc>
@@ -493,7 +493,7 @@
     </w:tbl>
     <w:p>
       <w:pPr>
-        <w:spacing w:after="80"/>
+        <w:spacing w:after="128"/>
       </w:pPr>
     </w:p>
     <w:tbl>
@@ -542,8 +542,8 @@
                 <w:bCs/>
                 <w:i w:val="false"/>
                 <w:iCs w:val="false"/>
-                <w:sz w:val="24"/>
-                <w:szCs w:val="24"/>
+                <w:sz w:val="32"/>
+                <w:szCs w:val="32"/>
               </w:rPr>
               <w:t xml:space="preserve">FILIUS (2) : UN INTERNET MINIATURE — ROUTEUR ET DNS</w:t>
             </w:r>
@@ -553,7 +553,7 @@
     </w:tbl>
     <w:p>
       <w:pPr>
-        <w:spacing w:after="80"/>
+        <w:spacing w:after="128"/>
       </w:pPr>
     </w:p>
     <w:tbl>
@@ -591,17 +591,17 @@
           </w:tcPr>
           <w:p>
             <w:pPr>
-              <w:spacing w:after="30"/>
-            </w:pPr>
-            <w:r>
-              <w:rPr>
-                <w:rFonts w:ascii="Arial" w:cs="Arial" w:eastAsia="Arial" w:hAnsi="Arial"/>
-                <w:b w:val="false"/>
-                <w:bCs w:val="false"/>
-                <w:i w:val="false"/>
-                <w:iCs w:val="false"/>
-                <w:sz w:val="18"/>
-                <w:szCs w:val="18"/>
+              <w:spacing w:after="48"/>
+            </w:pPr>
+            <w:r>
+              <w:rPr>
+                <w:rFonts w:ascii="Arial" w:cs="Arial" w:eastAsia="Arial" w:hAnsi="Arial"/>
+                <w:b w:val="false"/>
+                <w:bCs w:val="false"/>
+                <w:i w:val="false"/>
+                <w:iCs w:val="false"/>
+                <w:sz w:val="26"/>
+                <w:szCs w:val="26"/>
               </w:rPr>
               <w:t xml:space="preserve">Ton réseau local fonctionne. Mais Internet, ce sont des MILLIONS de réseaux reliés entre eux, et personne ne tape d'adresse IP : on tape www.filius.com. Aujourd'hui, tu construis un mini-Internet complet.</w:t>
             </w:r>
@@ -617,8 +617,8 @@
                 <w:bCs/>
                 <w:i/>
                 <w:iCs/>
-                <w:sz w:val="18"/>
-                <w:szCs w:val="18"/>
+                <w:sz w:val="26"/>
+                <w:szCs w:val="26"/>
               </w:rPr>
               <w:t xml:space="preserve">PROBLÉMATIQUE : Comment des réseaux différents communiquent-ils, et comment une URL devient-elle une adresse IP ?</w:t>
             </w:r>
@@ -628,7 +628,7 @@
     </w:tbl>
     <w:p>
       <w:pPr>
-        <w:spacing w:after="80"/>
+        <w:spacing w:after="128"/>
       </w:pPr>
     </w:p>
     <w:tbl>
@@ -676,8 +676,8 @@
                 <w:bCs/>
                 <w:i w:val="false"/>
                 <w:iCs w:val="false"/>
-                <w:sz w:val="20"/>
-                <w:szCs w:val="20"/>
+                <w:sz w:val="28"/>
+                <w:szCs w:val="28"/>
               </w:rPr>
               <w:t xml:space="preserve">PARTIE 1 — Relier deux réseaux par un routeur</w:t>
             </w:r>
@@ -687,12 +687,12 @@
     </w:tbl>
     <w:p>
       <w:pPr>
-        <w:spacing w:after="40"/>
+        <w:spacing w:after="64"/>
       </w:pPr>
     </w:p>
     <w:p>
       <w:pPr>
-        <w:spacing w:after="60"/>
+        <w:spacing w:after="96"/>
       </w:pPr>
       <w:r>
         <w:rPr>
@@ -701,8 +701,8 @@
           <w:bCs/>
           <w:i w:val="false"/>
           <w:iCs w:val="false"/>
-          <w:sz w:val="18"/>
-          <w:szCs w:val="18"/>
+          <w:sz w:val="26"/>
+          <w:szCs w:val="26"/>
         </w:rPr>
         <w:t xml:space="preserve">➤ </w:t>
       </w:r>
@@ -713,8 +713,8 @@
           <w:bCs w:val="false"/>
           <w:i w:val="false"/>
           <w:iCs w:val="false"/>
-          <w:sz w:val="18"/>
-          <w:szCs w:val="18"/>
+          <w:sz w:val="26"/>
+          <w:szCs w:val="26"/>
         </w:rPr>
         <w:t xml:space="preserve">Reprends ton réseau de S3-A02 (ou le fichier fourni), puis :</w:t>
       </w:r>
@@ -765,8 +765,8 @@
                 <w:bCs/>
                 <w:i w:val="false"/>
                 <w:iCs w:val="false"/>
-                <w:sz w:val="16"/>
-                <w:szCs w:val="16"/>
+                <w:sz w:val="24"/>
+                <w:szCs w:val="24"/>
               </w:rPr>
               <w:t xml:space="preserve">Fait</w:t>
             </w:r>
@@ -801,8 +801,8 @@
                 <w:bCs/>
                 <w:i w:val="false"/>
                 <w:iCs w:val="false"/>
-                <w:sz w:val="16"/>
-                <w:szCs w:val="16"/>
+                <w:sz w:val="24"/>
+                <w:szCs w:val="24"/>
               </w:rPr>
               <w:t xml:space="preserve">Étape</w:t>
             </w:r>
@@ -838,8 +838,8 @@
                 <w:bCs w:val="false"/>
                 <w:i w:val="false"/>
                 <w:iCs w:val="false"/>
-                <w:sz w:val="16"/>
-                <w:szCs w:val="16"/>
+                <w:sz w:val="24"/>
+                <w:szCs w:val="24"/>
               </w:rPr>
               <w:t xml:space="preserve">☐ 1</w:t>
             </w:r>
@@ -873,8 +873,8 @@
                 <w:bCs w:val="false"/>
                 <w:i w:val="false"/>
                 <w:iCs w:val="false"/>
-                <w:sz w:val="16"/>
-                <w:szCs w:val="16"/>
+                <w:sz w:val="24"/>
+                <w:szCs w:val="24"/>
               </w:rPr>
               <w:t xml:space="preserve">Crée un 2e réseau : 3 PC (192.168.1.10 / .11 / .12) + un switch.</w:t>
             </w:r>
@@ -910,8 +910,8 @@
                 <w:bCs w:val="false"/>
                 <w:i w:val="false"/>
                 <w:iCs w:val="false"/>
-                <w:sz w:val="16"/>
-                <w:szCs w:val="16"/>
+                <w:sz w:val="24"/>
+                <w:szCs w:val="24"/>
               </w:rPr>
               <w:t xml:space="preserve">☐ 2</w:t>
             </w:r>
@@ -945,8 +945,8 @@
                 <w:bCs w:val="false"/>
                 <w:i w:val="false"/>
                 <w:iCs w:val="false"/>
-                <w:sz w:val="16"/>
-                <w:szCs w:val="16"/>
+                <w:sz w:val="24"/>
+                <w:szCs w:val="24"/>
               </w:rPr>
               <w:t xml:space="preserve">Ajoute un ROUTEUR entre les deux switchs (2 interfaces : 192.168.0.1 et 192.168.1.1).</w:t>
             </w:r>
@@ -982,8 +982,8 @@
                 <w:bCs w:val="false"/>
                 <w:i w:val="false"/>
                 <w:iCs w:val="false"/>
-                <w:sz w:val="16"/>
-                <w:szCs w:val="16"/>
+                <w:sz w:val="24"/>
+                <w:szCs w:val="24"/>
               </w:rPr>
               <w:t xml:space="preserve">☐ 3</w:t>
             </w:r>
@@ -1017,8 +1017,8 @@
                 <w:bCs w:val="false"/>
                 <w:i w:val="false"/>
                 <w:iCs w:val="false"/>
-                <w:sz w:val="16"/>
-                <w:szCs w:val="16"/>
+                <w:sz w:val="24"/>
+                <w:szCs w:val="24"/>
               </w:rPr>
               <w:t xml:space="preserve">Simulation ▶ : ping du PC 0.10 vers 1.10 → note le message en 1a.</w:t>
             </w:r>
@@ -1054,8 +1054,8 @@
                 <w:bCs w:val="false"/>
                 <w:i w:val="false"/>
                 <w:iCs w:val="false"/>
-                <w:sz w:val="16"/>
-                <w:szCs w:val="16"/>
+                <w:sz w:val="24"/>
+                <w:szCs w:val="24"/>
               </w:rPr>
               <w:t xml:space="preserve">☐ 4</w:t>
             </w:r>
@@ -1089,8 +1089,8 @@
                 <w:bCs w:val="false"/>
                 <w:i w:val="false"/>
                 <w:iCs w:val="false"/>
-                <w:sz w:val="16"/>
-                <w:szCs w:val="16"/>
+                <w:sz w:val="24"/>
+                <w:szCs w:val="24"/>
               </w:rPr>
               <w:t xml:space="preserve">Configure la PASSERELLE de chaque PC (192.168.0.1 côté gauche, 192.168.1.1 côté droit).</w:t>
             </w:r>
@@ -1126,8 +1126,8 @@
                 <w:bCs w:val="false"/>
                 <w:i w:val="false"/>
                 <w:iCs w:val="false"/>
-                <w:sz w:val="16"/>
-                <w:szCs w:val="16"/>
+                <w:sz w:val="24"/>
+                <w:szCs w:val="24"/>
               </w:rPr>
               <w:t xml:space="preserve">☐ 5</w:t>
             </w:r>
@@ -1161,8 +1161,8 @@
                 <w:bCs w:val="false"/>
                 <w:i w:val="false"/>
                 <w:iCs w:val="false"/>
-                <w:sz w:val="16"/>
-                <w:szCs w:val="16"/>
+                <w:sz w:val="24"/>
+                <w:szCs w:val="24"/>
               </w:rPr>
               <w:t xml:space="preserve">Refais le ping 0.10 → 1.10 : il doit réussir.</w:t>
             </w:r>
@@ -1172,7 +1172,7 @@
     </w:tbl>
     <w:p>
       <w:pPr>
-        <w:spacing w:after="30" w:before="50"/>
+        <w:spacing w:after="48" w:before="50"/>
       </w:pPr>
       <w:r>
         <w:rPr>
@@ -1181,15 +1181,15 @@
           <w:bCs w:val="false"/>
           <w:i w:val="false"/>
           <w:iCs w:val="false"/>
-          <w:sz w:val="16"/>
-          <w:szCs w:val="16"/>
+          <w:sz w:val="24"/>
+          <w:szCs w:val="24"/>
         </w:rPr>
-        <w:t xml:space="preserve">1a. Message avant la passerelle : « .................................................... ». Pourquoi ? Parce que le PC ne sait pas</w:t>
+        <w:t xml:space="preserve">1a. Message avant la passerelle : « ................................. ». Pourquoi ? Parce que le PC ne sait pas</w:t>
       </w:r>
     </w:p>
     <w:p>
       <w:pPr>
-        <w:spacing w:after="50"/>
+        <w:spacing w:after="80"/>
       </w:pPr>
       <w:r>
         <w:rPr>
@@ -1198,10 +1198,10 @@
           <w:bCs w:val="false"/>
           <w:i w:val="false"/>
           <w:iCs w:val="false"/>
-          <w:sz w:val="16"/>
-          <w:szCs w:val="16"/>
+          <w:sz w:val="24"/>
+          <w:szCs w:val="24"/>
         </w:rPr>
-        <w:t xml:space="preserve">comment ...................................................................................................................................</w:t>
+        <w:t xml:space="preserve">comment .....................................................................................</w:t>
       </w:r>
     </w:p>
     <w:tbl>
@@ -1249,8 +1249,8 @@
                 <w:bCs/>
                 <w:i w:val="false"/>
                 <w:iCs w:val="false"/>
-                <w:sz w:val="20"/>
-                <w:szCs w:val="20"/>
+                <w:sz w:val="28"/>
+                <w:szCs w:val="28"/>
               </w:rPr>
               <w:t xml:space="preserve">PARTIE 2 — Un site web et son annuaire (DNS)</w:t>
             </w:r>
@@ -1260,7 +1260,7 @@
     </w:tbl>
     <w:p>
       <w:pPr>
-        <w:spacing w:after="40"/>
+        <w:spacing w:after="64"/>
       </w:pPr>
     </w:p>
     <w:tbl>
@@ -1309,8 +1309,8 @@
                 <w:bCs/>
                 <w:i w:val="false"/>
                 <w:iCs w:val="false"/>
-                <w:sz w:val="16"/>
-                <w:szCs w:val="16"/>
+                <w:sz w:val="24"/>
+                <w:szCs w:val="24"/>
               </w:rPr>
               <w:t xml:space="preserve">Fait</w:t>
             </w:r>
@@ -1345,8 +1345,8 @@
                 <w:bCs/>
                 <w:i w:val="false"/>
                 <w:iCs w:val="false"/>
-                <w:sz w:val="16"/>
-                <w:szCs w:val="16"/>
+                <w:sz w:val="24"/>
+                <w:szCs w:val="24"/>
               </w:rPr>
               <w:t xml:space="preserve">Étape</w:t>
             </w:r>
@@ -1382,8 +1382,8 @@
                 <w:bCs w:val="false"/>
                 <w:i w:val="false"/>
                 <w:iCs w:val="false"/>
-                <w:sz w:val="16"/>
-                <w:szCs w:val="16"/>
+                <w:sz w:val="24"/>
+                <w:szCs w:val="24"/>
               </w:rPr>
               <w:t xml:space="preserve">☐ 6</w:t>
             </w:r>
@@ -1417,8 +1417,8 @@
                 <w:bCs w:val="false"/>
                 <w:i w:val="false"/>
                 <w:iCs w:val="false"/>
-                <w:sz w:val="16"/>
-                <w:szCs w:val="16"/>
+                <w:sz w:val="24"/>
+                <w:szCs w:val="24"/>
               </w:rPr>
               <w:t xml:space="preserve">Sur le serveur 192.168.0.12 : installe « Serveur web » et démarre-le.</w:t>
             </w:r>
@@ -1454,8 +1454,8 @@
                 <w:bCs w:val="false"/>
                 <w:i w:val="false"/>
                 <w:iCs w:val="false"/>
-                <w:sz w:val="16"/>
-                <w:szCs w:val="16"/>
+                <w:sz w:val="24"/>
+                <w:szCs w:val="24"/>
               </w:rPr>
               <w:t xml:space="preserve">☐ 7</w:t>
             </w:r>
@@ -1489,8 +1489,8 @@
                 <w:bCs w:val="false"/>
                 <w:i w:val="false"/>
                 <w:iCs w:val="false"/>
-                <w:sz w:val="16"/>
-                <w:szCs w:val="16"/>
+                <w:sz w:val="24"/>
+                <w:szCs w:val="24"/>
               </w:rPr>
               <w:t xml:space="preserve">Sur le PC 1.10 : installe « Navigateur web », tape http://192.168.0.12 → la page FILIUS s'affiche.</w:t>
             </w:r>
@@ -1526,8 +1526,8 @@
                 <w:bCs w:val="false"/>
                 <w:i w:val="false"/>
                 <w:iCs w:val="false"/>
-                <w:sz w:val="16"/>
-                <w:szCs w:val="16"/>
+                <w:sz w:val="24"/>
+                <w:szCs w:val="24"/>
               </w:rPr>
               <w:t xml:space="preserve">☐ 8</w:t>
             </w:r>
@@ -1561,8 +1561,8 @@
                 <w:bCs w:val="false"/>
                 <w:i w:val="false"/>
                 <w:iCs w:val="false"/>
-                <w:sz w:val="16"/>
-                <w:szCs w:val="16"/>
+                <w:sz w:val="24"/>
+                <w:szCs w:val="24"/>
               </w:rPr>
               <w:t xml:space="preserve">Ajoute un PC « Serveur DNS » (192.168.2.10) relié au routeur (3e interface 192.168.2.1).</w:t>
             </w:r>
@@ -1598,8 +1598,8 @@
                 <w:bCs w:val="false"/>
                 <w:i w:val="false"/>
                 <w:iCs w:val="false"/>
-                <w:sz w:val="16"/>
-                <w:szCs w:val="16"/>
+                <w:sz w:val="24"/>
+                <w:szCs w:val="24"/>
               </w:rPr>
               <w:t xml:space="preserve">☐ 9</w:t>
             </w:r>
@@ -1633,8 +1633,8 @@
                 <w:bCs w:val="false"/>
                 <w:i w:val="false"/>
                 <w:iCs w:val="false"/>
-                <w:sz w:val="16"/>
-                <w:szCs w:val="16"/>
+                <w:sz w:val="24"/>
+                <w:szCs w:val="24"/>
               </w:rPr>
               <w:t xml:space="preserve">Dans le serveur DNS : associe www.filius.com → 192.168.0.12, puis DÉMARRE le serveur DNS.</w:t>
             </w:r>
@@ -1670,8 +1670,8 @@
                 <w:bCs w:val="false"/>
                 <w:i w:val="false"/>
                 <w:iCs w:val="false"/>
-                <w:sz w:val="16"/>
-                <w:szCs w:val="16"/>
+                <w:sz w:val="24"/>
+                <w:szCs w:val="24"/>
               </w:rPr>
               <w:t xml:space="preserve">☐ 10</w:t>
             </w:r>
@@ -1705,8 +1705,8 @@
                 <w:bCs w:val="false"/>
                 <w:i w:val="false"/>
                 <w:iCs w:val="false"/>
-                <w:sz w:val="16"/>
-                <w:szCs w:val="16"/>
+                <w:sz w:val="24"/>
+                <w:szCs w:val="24"/>
               </w:rPr>
               <w:t xml:space="preserve">Renseigne « Serveur DNS : 192.168.2.10 » sur les PC, puis tape http://www.filius.com → ✋ vérification prof.</w:t>
             </w:r>
@@ -1716,7 +1716,7 @@
     </w:tbl>
     <w:p>
       <w:pPr>
-        <w:spacing w:after="30" w:before="50"/>
+        <w:spacing w:after="48" w:before="50"/>
       </w:pPr>
       <w:r>
         <w:rPr>
@@ -1725,15 +1725,15 @@
           <w:bCs w:val="false"/>
           <w:i w:val="false"/>
           <w:iCs w:val="false"/>
-          <w:sz w:val="16"/>
-          <w:szCs w:val="16"/>
+          <w:sz w:val="24"/>
+          <w:szCs w:val="24"/>
         </w:rPr>
         <w:t xml:space="preserve">2a. Que fait le serveur DNS quand tu tapes www.filius.com ?</w:t>
       </w:r>
     </w:p>
     <w:p>
       <w:pPr>
-        <w:spacing w:after="60"/>
+        <w:spacing w:after="96"/>
       </w:pPr>
       <w:r>
         <w:rPr>
@@ -1742,15 +1742,15 @@
           <w:bCs w:val="false"/>
           <w:i w:val="false"/>
           <w:iCs w:val="false"/>
-          <w:sz w:val="16"/>
-          <w:szCs w:val="16"/>
+          <w:sz w:val="24"/>
+          <w:szCs w:val="24"/>
         </w:rPr>
-        <w:t xml:space="preserve">......................................................................................................................</w:t>
+        <w:t xml:space="preserve">.............................................................................</w:t>
       </w:r>
     </w:p>
     <w:p>
       <w:pPr>
-        <w:spacing w:after="40"/>
+        <w:spacing w:after="64"/>
       </w:pPr>
     </w:p>
     <w:tbl>
@@ -1798,8 +1798,8 @@
                 <w:bCs/>
                 <w:i w:val="false"/>
                 <w:iCs w:val="false"/>
-                <w:sz w:val="20"/>
-                <w:szCs w:val="20"/>
+                <w:sz w:val="28"/>
+                <w:szCs w:val="28"/>
               </w:rPr>
               <w:t xml:space="preserve">PARTIE 3 — Transfert : et quand JE surfe au collège ?</w:t>
             </w:r>
@@ -1809,12 +1809,12 @@
     </w:tbl>
     <w:p>
       <w:pPr>
-        <w:spacing w:after="40"/>
+        <w:spacing w:after="64"/>
       </w:pPr>
     </w:p>
     <w:p>
       <w:pPr>
-        <w:spacing w:after="60"/>
+        <w:spacing w:after="96"/>
       </w:pPr>
       <w:r>
         <w:rPr>
@@ -1823,8 +1823,8 @@
           <w:bCs/>
           <w:i w:val="false"/>
           <w:iCs w:val="false"/>
-          <w:sz w:val="18"/>
-          <w:szCs w:val="18"/>
+          <w:sz w:val="26"/>
+          <w:szCs w:val="26"/>
         </w:rPr>
         <w:t xml:space="preserve">➤ </w:t>
       </w:r>
@@ -1835,15 +1835,15 @@
           <w:bCs w:val="false"/>
           <w:i w:val="false"/>
           <w:iCs w:val="false"/>
-          <w:sz w:val="18"/>
-          <w:szCs w:val="18"/>
+          <w:sz w:val="26"/>
+          <w:szCs w:val="26"/>
         </w:rPr>
         <w:t xml:space="preserve">Complète la chaîne avec : adresse IP — serveur DNS — serveur web — navigateur.</w:t>
       </w:r>
     </w:p>
     <w:p>
       <w:pPr>
-        <w:spacing w:after="40"/>
+        <w:spacing w:after="64"/>
       </w:pPr>
       <w:r>
         <w:rPr>
@@ -1852,15 +1852,15 @@
           <w:bCs w:val="false"/>
           <w:i w:val="false"/>
           <w:iCs w:val="false"/>
-          <w:sz w:val="16"/>
-          <w:szCs w:val="16"/>
+          <w:sz w:val="24"/>
+          <w:szCs w:val="24"/>
         </w:rPr>
-        <w:t xml:space="preserve">Je tape une URL dans le ①........................... → il interroge le ②........................... qui traduit l'URL en</w:t>
+        <w:t xml:space="preserve">Je tape une URL dans le ①............. → il interroge le ②............. qui traduit l'URL en</w:t>
       </w:r>
     </w:p>
     <w:p>
       <w:pPr>
-        <w:spacing w:after="50"/>
+        <w:spacing w:after="80"/>
       </w:pPr>
       <w:r>
         <w:rPr>
@@ -1869,10 +1869,10 @@
           <w:bCs w:val="false"/>
           <w:i w:val="false"/>
           <w:iCs w:val="false"/>
-          <w:sz w:val="16"/>
-          <w:szCs w:val="16"/>
+          <w:sz w:val="24"/>
+          <w:szCs w:val="24"/>
         </w:rPr>
-        <w:t xml:space="preserve">③........................... → la demande traverse les routeurs jusqu'au ④........................... qui renvoie la page.</w:t>
+        <w:t xml:space="preserve">③............. → la demande traverse les routeurs jusqu'au ④............. qui renvoie la page.</w:t>
       </w:r>
     </w:p>
     <w:tbl>
@@ -1911,7 +1911,7 @@
           </w:tcPr>
           <w:p>
             <w:pPr>
-              <w:spacing w:after="60"/>
+              <w:spacing w:after="96"/>
             </w:pPr>
             <w:r>
               <w:rPr>
@@ -1920,61 +1920,61 @@
                 <w:bCs/>
                 <w:i w:val="false"/>
                 <w:iCs w:val="false"/>
-                <w:sz w:val="20"/>
-                <w:szCs w:val="20"/>
+                <w:sz w:val="28"/>
+                <w:szCs w:val="28"/>
               </w:rPr>
               <w:t xml:space="preserve">BILAN — Ce que je retiens</w:t>
             </w:r>
           </w:p>
           <w:p>
             <w:pPr>
-              <w:spacing w:after="60"/>
-            </w:pPr>
-            <w:r>
-              <w:rPr>
-                <w:rFonts w:ascii="Arial" w:cs="Arial" w:eastAsia="Arial" w:hAnsi="Arial"/>
-                <w:b w:val="false"/>
-                <w:bCs w:val="false"/>
-                <w:i w:val="false"/>
-                <w:iCs w:val="false"/>
-                <w:sz w:val="18"/>
-                <w:szCs w:val="18"/>
-              </w:rPr>
-              <w:t xml:space="preserve">Le ...................................... aiguille les données d'un réseau vers un autre grâce aux adresses IP et à sa table de routage.</w:t>
-            </w:r>
-          </w:p>
-          <w:p>
-            <w:pPr>
-              <w:spacing w:after="60"/>
-            </w:pPr>
-            <w:r>
-              <w:rPr>
-                <w:rFonts w:ascii="Arial" w:cs="Arial" w:eastAsia="Arial" w:hAnsi="Arial"/>
-                <w:b w:val="false"/>
-                <w:bCs w:val="false"/>
-                <w:i w:val="false"/>
-                <w:iCs w:val="false"/>
-                <w:sz w:val="18"/>
-                <w:szCs w:val="18"/>
-              </w:rPr>
-              <w:t xml:space="preserve">La ...................................... d'un PC est l'adresse du routeur qui lui sert de porte de sortie.</w:t>
-            </w:r>
-          </w:p>
-          <w:p>
-            <w:pPr>
-              <w:spacing w:after="60"/>
-            </w:pPr>
-            <w:r>
-              <w:rPr>
-                <w:rFonts w:ascii="Arial" w:cs="Arial" w:eastAsia="Arial" w:hAnsi="Arial"/>
-                <w:b w:val="false"/>
-                <w:bCs w:val="false"/>
-                <w:i w:val="false"/>
-                <w:iCs w:val="false"/>
-                <w:sz w:val="18"/>
-                <w:szCs w:val="18"/>
-              </w:rPr>
-              <w:t xml:space="preserve">Le serveur ...................................... est l'annuaire d'Internet : il traduit les URL en adresses IP.</w:t>
+              <w:spacing w:after="96"/>
+            </w:pPr>
+            <w:r>
+              <w:rPr>
+                <w:rFonts w:ascii="Arial" w:cs="Arial" w:eastAsia="Arial" w:hAnsi="Arial"/>
+                <w:b w:val="false"/>
+                <w:bCs w:val="false"/>
+                <w:i w:val="false"/>
+                <w:iCs w:val="false"/>
+                <w:sz w:val="26"/>
+                <w:szCs w:val="26"/>
+              </w:rPr>
+              <w:t xml:space="preserve">Le ..................... aiguille les données d'un réseau vers un autre grâce aux adresses IP et à sa table de routage.</w:t>
+            </w:r>
+          </w:p>
+          <w:p>
+            <w:pPr>
+              <w:spacing w:after="96"/>
+            </w:pPr>
+            <w:r>
+              <w:rPr>
+                <w:rFonts w:ascii="Arial" w:cs="Arial" w:eastAsia="Arial" w:hAnsi="Arial"/>
+                <w:b w:val="false"/>
+                <w:bCs w:val="false"/>
+                <w:i w:val="false"/>
+                <w:iCs w:val="false"/>
+                <w:sz w:val="26"/>
+                <w:szCs w:val="26"/>
+              </w:rPr>
+              <w:t xml:space="preserve">La ..................... d'un PC est l'adresse du routeur qui lui sert de porte de sortie.</w:t>
+            </w:r>
+          </w:p>
+          <w:p>
+            <w:pPr>
+              <w:spacing w:after="96"/>
+            </w:pPr>
+            <w:r>
+              <w:rPr>
+                <w:rFonts w:ascii="Arial" w:cs="Arial" w:eastAsia="Arial" w:hAnsi="Arial"/>
+                <w:b w:val="false"/>
+                <w:bCs w:val="false"/>
+                <w:i w:val="false"/>
+                <w:iCs w:val="false"/>
+                <w:sz w:val="26"/>
+                <w:szCs w:val="26"/>
+              </w:rPr>
+              <w:t xml:space="preserve">Le serveur ..................... est l'annuaire d'Internet : il traduit les URL en adresses IP.</w:t>
             </w:r>
           </w:p>
         </w:tc>
@@ -1992,8 +1992,8 @@
           <w:bCs w:val="false"/>
           <w:i/>
           <w:iCs/>
-          <w:sz w:val="16"/>
-          <w:szCs w:val="16"/>
+          <w:sz w:val="24"/>
+          <w:szCs w:val="24"/>
         </w:rPr>
         <w:t xml:space="preserve">« Le DNS, c'est l'annuaire d'Internet. »</w:t>
       </w:r>
@@ -2146,8 +2146,8 @@
     <w:rPrDefault>
       <w:rPr>
         <w:rFonts w:ascii="Arial" w:cs="Arial" w:eastAsia="Arial" w:hAnsi="Arial"/>
-        <w:sz w:val="18"/>
-        <w:szCs w:val="18"/>
+        <w:sz w:val="24"/>
+        <w:szCs w:val="24"/>
       </w:rPr>
     </w:rPrDefault>
     <w:pPrDefault/>

--- a/public/2026/seq03/FICHE_S3-A03_Filius2_4eme.docx
+++ b/public/2026/seq03/FICHE_S3-A03_Filius2_4eme.docx
@@ -21,6 +21,9 @@
         <w:gridCol w:w="1200"/>
       </w:tblGrid>
       <w:tr>
+        <w:trPr>
+          <w:cantSplit/>
+        </w:trPr>
         <w:tc>
           <w:tcPr>
             <w:tcW w:type="dxa" w:w="1266"/>
@@ -210,6 +213,32 @@
               <w:t xml:space="preserve">ACTIVITÉ N°03</w:t>
             </w:r>
           </w:p>
+          <w:p>
+            <w:pPr>
+              <w:spacing w:after="0"/>
+            </w:pPr>
+            <w:r>
+              <w:rPr>
+                <w:rFonts w:ascii="Arial" w:cs="Arial" w:eastAsia="Arial" w:hAnsi="Arial"/>
+                <w:sz w:val="14"/>
+                <w:szCs w:val="14"/>
+              </w:rPr>
+              <w:t xml:space="preserve">NOM : ..............................</w:t>
+            </w:r>
+          </w:p>
+          <w:p>
+            <w:pPr>
+              <w:spacing w:after="0"/>
+            </w:pPr>
+            <w:r>
+              <w:rPr>
+                <w:rFonts w:ascii="Arial" w:cs="Arial" w:eastAsia="Arial" w:hAnsi="Arial"/>
+                <w:sz w:val="14"/>
+                <w:szCs w:val="14"/>
+              </w:rPr>
+              <w:t xml:space="preserve">PRÉNOM : .........................</w:t>
+            </w:r>
+          </w:p>
         </w:tc>
         <w:tc>
           <w:tcPr>
@@ -295,32 +324,36 @@
         </w:tblBorders>
       </w:tblPr>
       <w:tblGrid>
-        <w:gridCol w:w="2840"/>
-        <w:gridCol w:w="2840"/>
-        <w:gridCol w:w="1640"/>
-        <w:gridCol w:w="2040"/>
+        <w:gridCol w:w="9360"/>
       </w:tblGrid>
       <w:tr>
-        <w:tc>
-          <w:tcPr>
-            <w:tcW w:type="dxa" w:w="2840"/>
-            <w:tcBorders>
-              <w:top w:val="single" w:color="000000" w:sz="6"/>
-              <w:left w:val="single" w:color="000000" w:sz="6"/>
-              <w:bottom w:val="single" w:color="000000" w:sz="6"/>
-              <w:right w:val="single" w:color="000000" w:sz="6"/>
-            </w:tcBorders>
-            <w:tcMar>
-              <w:top w:type="dxa" w:w="40"/>
-              <w:left w:type="dxa" w:w="80"/>
-              <w:bottom w:type="dxa" w:w="40"/>
-              <w:right w:type="dxa" w:w="80"/>
-            </w:tcMar>
-            <w:vAlign w:val="center"/>
-          </w:tcPr>
-          <w:p>
-            <w:pPr>
-              <w:spacing w:after="0"/>
+        <w:trPr>
+          <w:cantSplit/>
+        </w:trPr>
+        <w:tc>
+          <w:tcPr>
+            <w:tcW w:type="dxa" w:w="9360"/>
+            <w:tcBorders>
+              <w:top w:val="single" w:color="000000" w:sz="6"/>
+              <w:left w:val="single" w:color="000000" w:sz="6"/>
+              <w:bottom w:val="single" w:color="000000" w:sz="6"/>
+              <w:right w:val="single" w:color="000000" w:sz="6"/>
+            </w:tcBorders>
+            <w:shd w:fill="D9D9D9" w:val="clear"/>
+            <w:tcMar>
+              <w:top w:type="dxa" w:w="40"/>
+              <w:left w:type="dxa" w:w="80"/>
+              <w:bottom w:type="dxa" w:w="40"/>
+              <w:right w:type="dxa" w:w="80"/>
+            </w:tcMar>
+            <w:vAlign w:val="center"/>
+          </w:tcPr>
+          <w:p>
+            <w:pPr>
+              <w:keepNext/>
+              <w:keepLines/>
+              <w:spacing w:after="0"/>
+              <w:jc w:val="center"/>
             </w:pPr>
             <w:r>
               <w:rPr>
@@ -329,163 +362,10 @@
                 <w:bCs/>
                 <w:i w:val="false"/>
                 <w:iCs w:val="false"/>
-                <w:sz w:val="24"/>
-                <w:szCs w:val="24"/>
-              </w:rPr>
-              <w:t xml:space="preserve">Nom : </w:t>
-            </w:r>
-            <w:r>
-              <w:rPr>
-                <w:rFonts w:ascii="Arial" w:cs="Arial" w:eastAsia="Arial" w:hAnsi="Arial"/>
-                <w:b w:val="false"/>
-                <w:bCs w:val="false"/>
-                <w:i w:val="false"/>
-                <w:iCs w:val="false"/>
-                <w:sz w:val="24"/>
-                <w:szCs w:val="24"/>
-              </w:rPr>
-              <w:t xml:space="preserve">...................</w:t>
-            </w:r>
-          </w:p>
-        </w:tc>
-        <w:tc>
-          <w:tcPr>
-            <w:tcW w:type="dxa" w:w="2840"/>
-            <w:tcBorders>
-              <w:top w:val="single" w:color="000000" w:sz="6"/>
-              <w:left w:val="single" w:color="000000" w:sz="6"/>
-              <w:bottom w:val="single" w:color="000000" w:sz="6"/>
-              <w:right w:val="single" w:color="000000" w:sz="6"/>
-            </w:tcBorders>
-            <w:tcMar>
-              <w:top w:type="dxa" w:w="40"/>
-              <w:left w:type="dxa" w:w="80"/>
-              <w:bottom w:type="dxa" w:w="40"/>
-              <w:right w:type="dxa" w:w="80"/>
-            </w:tcMar>
-            <w:vAlign w:val="center"/>
-          </w:tcPr>
-          <w:p>
-            <w:pPr>
-              <w:spacing w:after="0"/>
-            </w:pPr>
-            <w:r>
-              <w:rPr>
-                <w:rFonts w:ascii="Arial" w:cs="Arial" w:eastAsia="Arial" w:hAnsi="Arial"/>
-                <w:b/>
-                <w:bCs/>
-                <w:i w:val="false"/>
-                <w:iCs w:val="false"/>
-                <w:sz w:val="24"/>
-                <w:szCs w:val="24"/>
-              </w:rPr>
-              <w:t xml:space="preserve">Prénom : </w:t>
-            </w:r>
-            <w:r>
-              <w:rPr>
-                <w:rFonts w:ascii="Arial" w:cs="Arial" w:eastAsia="Arial" w:hAnsi="Arial"/>
-                <w:b w:val="false"/>
-                <w:bCs w:val="false"/>
-                <w:i w:val="false"/>
-                <w:iCs w:val="false"/>
-                <w:sz w:val="24"/>
-                <w:szCs w:val="24"/>
-              </w:rPr>
-              <w:t xml:space="preserve">................</w:t>
-            </w:r>
-          </w:p>
-        </w:tc>
-        <w:tc>
-          <w:tcPr>
-            <w:tcW w:type="dxa" w:w="1640"/>
-            <w:tcBorders>
-              <w:top w:val="single" w:color="000000" w:sz="6"/>
-              <w:left w:val="single" w:color="000000" w:sz="6"/>
-              <w:bottom w:val="single" w:color="000000" w:sz="6"/>
-              <w:right w:val="single" w:color="000000" w:sz="6"/>
-            </w:tcBorders>
-            <w:tcMar>
-              <w:top w:type="dxa" w:w="40"/>
-              <w:left w:type="dxa" w:w="80"/>
-              <w:bottom w:type="dxa" w:w="40"/>
-              <w:right w:type="dxa" w:w="80"/>
-            </w:tcMar>
-            <w:vAlign w:val="center"/>
-          </w:tcPr>
-          <w:p>
-            <w:pPr>
-              <w:spacing w:after="0"/>
-            </w:pPr>
-            <w:r>
-              <w:rPr>
-                <w:rFonts w:ascii="Arial" w:cs="Arial" w:eastAsia="Arial" w:hAnsi="Arial"/>
-                <w:b/>
-                <w:bCs/>
-                <w:i w:val="false"/>
-                <w:iCs w:val="false"/>
-                <w:sz w:val="24"/>
-                <w:szCs w:val="24"/>
-              </w:rPr>
-              <w:t xml:space="preserve">Classe : </w:t>
-            </w:r>
-            <w:r>
-              <w:rPr>
-                <w:rFonts w:ascii="Arial" w:cs="Arial" w:eastAsia="Arial" w:hAnsi="Arial"/>
-                <w:b w:val="false"/>
-                <w:bCs w:val="false"/>
-                <w:i w:val="false"/>
-                <w:iCs w:val="false"/>
-                <w:sz w:val="24"/>
-                <w:szCs w:val="24"/>
-              </w:rPr>
-              <w:t xml:space="preserve">......</w:t>
-            </w:r>
-          </w:p>
-        </w:tc>
-        <w:tc>
-          <w:tcPr>
-            <w:tcW w:type="dxa" w:w="2040"/>
-            <w:tcBorders>
-              <w:top w:val="single" w:color="000000" w:sz="6"/>
-              <w:left w:val="single" w:color="000000" w:sz="6"/>
-              <w:bottom w:val="single" w:color="000000" w:sz="6"/>
-              <w:right w:val="single" w:color="000000" w:sz="6"/>
-            </w:tcBorders>
-            <w:tcMar>
-              <w:top w:type="dxa" w:w="40"/>
-              <w:left w:type="dxa" w:w="80"/>
-              <w:bottom w:type="dxa" w:w="40"/>
-              <w:right w:type="dxa" w:w="80"/>
-            </w:tcMar>
-            <w:vAlign w:val="center"/>
-          </w:tcPr>
-          <w:p>
-            <w:pPr>
-              <w:spacing w:after="0"/>
-            </w:pPr>
-            <w:r>
-              <w:rPr>
-                <w:rFonts w:ascii="Arial" w:cs="Arial" w:eastAsia="Arial" w:hAnsi="Arial"/>
-                <w:b/>
-                <w:bCs/>
-                <w:i w:val="false"/>
-                <w:iCs w:val="false"/>
-                <w:sz w:val="24"/>
-                <w:szCs w:val="24"/>
-              </w:rPr>
-              <w:t xml:space="preserve">Maison : </w:t>
-            </w:r>
-            <w:r>
-              <w:rPr>
-                <w:rFonts w:ascii="Arial" w:cs="Arial" w:eastAsia="Arial" w:hAnsi="Arial"/>
-                <w:b w:val="false"/>
-                <w:bCs w:val="false"/>
-                <w:i w:val="false"/>
-                <w:iCs w:val="false"/>
-                <w:sz w:val="24"/>
-                <w:szCs w:val="24"/>
-              </w:rPr>
-              <w:t xml:space="preserve">......</w:t>
+                <w:sz w:val="32"/>
+                <w:szCs w:val="32"/>
+              </w:rPr>
+              <w:t xml:space="preserve">FILIUS (2) : UN INTERNET MINIATURE — ROUTEUR ET DNS</w:t>
             </w:r>
           </w:p>
         </w:tc>
@@ -493,6 +373,8 @@
     </w:tbl>
     <w:p>
       <w:pPr>
+        <w:keepNext/>
+        <w:keepLines/>
         <w:spacing w:after="128"/>
       </w:pPr>
     </w:p>
@@ -512,66 +394,9 @@
         <w:gridCol w:w="9360"/>
       </w:tblGrid>
       <w:tr>
-        <w:tc>
-          <w:tcPr>
-            <w:tcW w:type="dxa" w:w="9360"/>
-            <w:tcBorders>
-              <w:top w:val="single" w:color="000000" w:sz="6"/>
-              <w:left w:val="single" w:color="000000" w:sz="6"/>
-              <w:bottom w:val="single" w:color="000000" w:sz="6"/>
-              <w:right w:val="single" w:color="000000" w:sz="6"/>
-            </w:tcBorders>
-            <w:shd w:fill="D9D9D9" w:val="clear"/>
-            <w:tcMar>
-              <w:top w:type="dxa" w:w="40"/>
-              <w:left w:type="dxa" w:w="80"/>
-              <w:bottom w:type="dxa" w:w="40"/>
-              <w:right w:type="dxa" w:w="80"/>
-            </w:tcMar>
-            <w:vAlign w:val="center"/>
-          </w:tcPr>
-          <w:p>
-            <w:pPr>
-              <w:spacing w:after="0"/>
-              <w:jc w:val="center"/>
-            </w:pPr>
-            <w:r>
-              <w:rPr>
-                <w:rFonts w:ascii="Arial" w:cs="Arial" w:eastAsia="Arial" w:hAnsi="Arial"/>
-                <w:b/>
-                <w:bCs/>
-                <w:i w:val="false"/>
-                <w:iCs w:val="false"/>
-                <w:sz w:val="32"/>
-                <w:szCs w:val="32"/>
-              </w:rPr>
-              <w:t xml:space="preserve">FILIUS (2) : UN INTERNET MINIATURE — ROUTEUR ET DNS</w:t>
-            </w:r>
-          </w:p>
-        </w:tc>
-      </w:tr>
-    </w:tbl>
-    <w:p>
-      <w:pPr>
-        <w:spacing w:after="128"/>
-      </w:pPr>
-    </w:p>
-    <w:tbl>
-      <w:tblPr>
-        <w:tblW w:type="dxa" w:w="9360"/>
-        <w:tblBorders>
-          <w:top w:val="single" w:color="auto" w:sz="4"/>
-          <w:left w:val="single" w:color="auto" w:sz="4"/>
-          <w:bottom w:val="single" w:color="auto" w:sz="4"/>
-          <w:right w:val="single" w:color="auto" w:sz="4"/>
-          <w:insideH w:val="single" w:color="auto" w:sz="4"/>
-          <w:insideV w:val="single" w:color="auto" w:sz="4"/>
-        </w:tblBorders>
-      </w:tblPr>
-      <w:tblGrid>
-        <w:gridCol w:w="9360"/>
-      </w:tblGrid>
-      <w:tr>
+        <w:trPr>
+          <w:cantSplit/>
+        </w:trPr>
         <w:tc>
           <w:tcPr>
             <w:tcW w:type="dxa" w:w="9360"/>
@@ -591,6 +416,8 @@
           </w:tcPr>
           <w:p>
             <w:pPr>
+              <w:keepNext/>
+              <w:keepLines/>
               <w:spacing w:after="48"/>
             </w:pPr>
             <w:r>
@@ -608,6 +435,8 @@
           </w:p>
           <w:p>
             <w:pPr>
+              <w:keepNext/>
+              <w:keepLines/>
               <w:spacing w:after="0"/>
             </w:pPr>
             <w:r>
@@ -628,70 +457,35 @@
     </w:tbl>
     <w:p>
       <w:pPr>
-        <w:spacing w:after="128"/>
-      </w:pPr>
-    </w:p>
-    <w:tbl>
-      <w:tblPr>
-        <w:tblW w:type="dxa" w:w="9360"/>
-        <w:tblBorders>
-          <w:top w:val="single" w:color="auto" w:sz="4"/>
-          <w:left w:val="single" w:color="auto" w:sz="4"/>
-          <w:bottom w:val="single" w:color="auto" w:sz="4"/>
-          <w:right w:val="single" w:color="auto" w:sz="4"/>
-          <w:insideH w:val="single" w:color="auto" w:sz="4"/>
-          <w:insideV w:val="single" w:color="auto" w:sz="4"/>
-        </w:tblBorders>
-      </w:tblPr>
-      <w:tblGrid>
-        <w:gridCol w:w="9360"/>
-      </w:tblGrid>
-      <w:tr>
-        <w:tc>
-          <w:tcPr>
-            <w:tcW w:type="dxa" w:w="9360"/>
-            <w:tcBorders>
-              <w:top w:val="single" w:color="000000" w:sz="6"/>
-              <w:left w:val="single" w:color="000000" w:sz="6"/>
-              <w:bottom w:val="single" w:color="000000" w:sz="6"/>
-              <w:right w:val="single" w:color="000000" w:sz="6"/>
-            </w:tcBorders>
-            <w:shd w:fill="D9D9D9" w:val="clear"/>
-            <w:tcMar>
-              <w:top w:type="dxa" w:w="40"/>
-              <w:left w:type="dxa" w:w="80"/>
-              <w:bottom w:type="dxa" w:w="40"/>
-              <w:right w:type="dxa" w:w="80"/>
-            </w:tcMar>
-            <w:vAlign w:val="center"/>
-          </w:tcPr>
-          <w:p>
-            <w:pPr>
-              <w:spacing w:after="0"/>
-            </w:pPr>
-            <w:r>
-              <w:rPr>
-                <w:rFonts w:ascii="Arial" w:cs="Arial" w:eastAsia="Arial" w:hAnsi="Arial"/>
-                <w:b/>
-                <w:bCs/>
-                <w:i w:val="false"/>
-                <w:iCs w:val="false"/>
-                <w:sz w:val="28"/>
-                <w:szCs w:val="28"/>
-              </w:rPr>
-              <w:t xml:space="preserve">PARTIE 1 — Relier deux réseaux par un routeur</w:t>
-            </w:r>
-          </w:p>
-        </w:tc>
-      </w:tr>
-    </w:tbl>
-    <w:p>
-      <w:pPr>
-        <w:spacing w:after="64"/>
-      </w:pPr>
+        <w:keepNext/>
+        <w:keepLines/>
+        <w:pBdr>
+          <w:top w:val="single" w:color="000000" w:sz="6" w:space="4"/>
+          <w:left w:val="single" w:color="000000" w:sz="6" w:space="4"/>
+          <w:bottom w:val="single" w:color="000000" w:sz="6" w:space="4"/>
+          <w:right w:val="single" w:color="000000" w:sz="6" w:space="4"/>
+        </w:pBdr>
+        <w:shd w:val="clear" w:color="auto" w:fill="D9D9D9"/>
+        <w:spacing w:before="150" w:after="130"/>
+        <w:ind w:left="0" w:right="1106"/>
+      </w:pPr>
+      <w:r>
+        <w:rPr>
+          <w:rFonts w:ascii="Arial" w:cs="Arial" w:eastAsia="Arial" w:hAnsi="Arial"/>
+          <w:b/>
+          <w:bCs/>
+          <w:i w:val="false"/>
+          <w:iCs w:val="false"/>
+          <w:sz w:val="28"/>
+          <w:szCs w:val="28"/>
+        </w:rPr>
+        <w:t xml:space="preserve">PARTIE 1 — Relier deux réseaux par un routeur</w:t>
+      </w:r>
     </w:p>
     <w:p>
       <w:pPr>
+        <w:keepNext/>
+        <w:keepLines/>
         <w:spacing w:after="96"/>
       </w:pPr>
       <w:r>
@@ -736,6 +530,9 @@
         <w:gridCol w:w="8460"/>
       </w:tblGrid>
       <w:tr>
+        <w:trPr>
+          <w:cantSplit/>
+        </w:trPr>
         <w:tc>
           <w:tcPr>
             <w:tcW w:type="dxa" w:w="900"/>
@@ -756,6 +553,8 @@
           </w:tcPr>
           <w:p>
             <w:pPr>
+              <w:keepNext/>
+              <w:keepLines/>
               <w:spacing w:after="0"/>
             </w:pPr>
             <w:r>
@@ -792,6 +591,8 @@
           </w:tcPr>
           <w:p>
             <w:pPr>
+              <w:keepNext/>
+              <w:keepLines/>
               <w:spacing w:after="0"/>
             </w:pPr>
             <w:r>
@@ -810,6 +611,9 @@
         </w:tc>
       </w:tr>
       <w:tr>
+        <w:trPr>
+          <w:cantSplit/>
+        </w:trPr>
         <w:tc>
           <w:tcPr>
             <w:tcW w:type="dxa" w:w="900"/>
@@ -829,6 +633,8 @@
           </w:tcPr>
           <w:p>
             <w:pPr>
+              <w:keepNext/>
+              <w:keepLines/>
               <w:spacing w:after="0"/>
             </w:pPr>
             <w:r>
@@ -864,6 +670,8 @@
           </w:tcPr>
           <w:p>
             <w:pPr>
+              <w:keepNext/>
+              <w:keepLines/>
               <w:spacing w:after="0"/>
             </w:pPr>
             <w:r>
@@ -882,6 +690,9 @@
         </w:tc>
       </w:tr>
       <w:tr>
+        <w:trPr>
+          <w:cantSplit/>
+        </w:trPr>
         <w:tc>
           <w:tcPr>
             <w:tcW w:type="dxa" w:w="900"/>
@@ -901,6 +712,8 @@
           </w:tcPr>
           <w:p>
             <w:pPr>
+              <w:keepNext/>
+              <w:keepLines/>
               <w:spacing w:after="0"/>
             </w:pPr>
             <w:r>
@@ -936,6 +749,8 @@
           </w:tcPr>
           <w:p>
             <w:pPr>
+              <w:keepNext/>
+              <w:keepLines/>
               <w:spacing w:after="0"/>
             </w:pPr>
             <w:r>
@@ -954,6 +769,9 @@
         </w:tc>
       </w:tr>
       <w:tr>
+        <w:trPr>
+          <w:cantSplit/>
+        </w:trPr>
         <w:tc>
           <w:tcPr>
             <w:tcW w:type="dxa" w:w="900"/>
@@ -973,6 +791,8 @@
           </w:tcPr>
           <w:p>
             <w:pPr>
+              <w:keepNext/>
+              <w:keepLines/>
               <w:spacing w:after="0"/>
             </w:pPr>
             <w:r>
@@ -1008,6 +828,8 @@
           </w:tcPr>
           <w:p>
             <w:pPr>
+              <w:keepNext/>
+              <w:keepLines/>
               <w:spacing w:after="0"/>
             </w:pPr>
             <w:r>
@@ -1026,6 +848,9 @@
         </w:tc>
       </w:tr>
       <w:tr>
+        <w:trPr>
+          <w:cantSplit/>
+        </w:trPr>
         <w:tc>
           <w:tcPr>
             <w:tcW w:type="dxa" w:w="900"/>
@@ -1045,6 +870,8 @@
           </w:tcPr>
           <w:p>
             <w:pPr>
+              <w:keepNext/>
+              <w:keepLines/>
               <w:spacing w:after="0"/>
             </w:pPr>
             <w:r>
@@ -1080,6 +907,8 @@
           </w:tcPr>
           <w:p>
             <w:pPr>
+              <w:keepNext/>
+              <w:keepLines/>
               <w:spacing w:after="0"/>
             </w:pPr>
             <w:r>
@@ -1098,6 +927,9 @@
         </w:tc>
       </w:tr>
       <w:tr>
+        <w:trPr>
+          <w:cantSplit/>
+        </w:trPr>
         <w:tc>
           <w:tcPr>
             <w:tcW w:type="dxa" w:w="900"/>
@@ -1204,64 +1036,32 @@
         <w:t xml:space="preserve">comment .....................................................................................</w:t>
       </w:r>
     </w:p>
-    <w:tbl>
-      <w:tblPr>
-        <w:tblW w:type="dxa" w:w="9360"/>
-        <w:tblBorders>
-          <w:top w:val="single" w:color="auto" w:sz="4"/>
-          <w:left w:val="single" w:color="auto" w:sz="4"/>
-          <w:bottom w:val="single" w:color="auto" w:sz="4"/>
-          <w:right w:val="single" w:color="auto" w:sz="4"/>
-          <w:insideH w:val="single" w:color="auto" w:sz="4"/>
-          <w:insideV w:val="single" w:color="auto" w:sz="4"/>
-        </w:tblBorders>
-      </w:tblPr>
-      <w:tblGrid>
-        <w:gridCol w:w="9360"/>
-      </w:tblGrid>
-      <w:tr>
-        <w:tc>
-          <w:tcPr>
-            <w:tcW w:type="dxa" w:w="9360"/>
-            <w:tcBorders>
-              <w:top w:val="single" w:color="000000" w:sz="6"/>
-              <w:left w:val="single" w:color="000000" w:sz="6"/>
-              <w:bottom w:val="single" w:color="000000" w:sz="6"/>
-              <w:right w:val="single" w:color="000000" w:sz="6"/>
-            </w:tcBorders>
-            <w:shd w:fill="D9D9D9" w:val="clear"/>
-            <w:tcMar>
-              <w:top w:type="dxa" w:w="40"/>
-              <w:left w:type="dxa" w:w="80"/>
-              <w:bottom w:type="dxa" w:w="40"/>
-              <w:right w:type="dxa" w:w="80"/>
-            </w:tcMar>
-            <w:vAlign w:val="center"/>
-          </w:tcPr>
-          <w:p>
-            <w:pPr>
-              <w:spacing w:after="0"/>
-            </w:pPr>
-            <w:r>
-              <w:rPr>
-                <w:rFonts w:ascii="Arial" w:cs="Arial" w:eastAsia="Arial" w:hAnsi="Arial"/>
-                <w:b/>
-                <w:bCs/>
-                <w:i w:val="false"/>
-                <w:iCs w:val="false"/>
-                <w:sz w:val="28"/>
-                <w:szCs w:val="28"/>
-              </w:rPr>
-              <w:t xml:space="preserve">PARTIE 2 — Un site web et son annuaire (DNS)</w:t>
-            </w:r>
-          </w:p>
-        </w:tc>
-      </w:tr>
-    </w:tbl>
     <w:p>
       <w:pPr>
-        <w:spacing w:after="64"/>
-      </w:pPr>
+        <w:keepNext/>
+        <w:keepLines/>
+        <w:pBdr>
+          <w:top w:val="single" w:color="000000" w:sz="6" w:space="4"/>
+          <w:left w:val="single" w:color="000000" w:sz="6" w:space="4"/>
+          <w:bottom w:val="single" w:color="000000" w:sz="6" w:space="4"/>
+          <w:right w:val="single" w:color="000000" w:sz="6" w:space="4"/>
+        </w:pBdr>
+        <w:shd w:val="clear" w:color="auto" w:fill="D9D9D9"/>
+        <w:spacing w:before="150" w:after="130"/>
+        <w:ind w:left="0" w:right="1106"/>
+      </w:pPr>
+      <w:r>
+        <w:rPr>
+          <w:rFonts w:ascii="Arial" w:cs="Arial" w:eastAsia="Arial" w:hAnsi="Arial"/>
+          <w:b/>
+          <w:bCs/>
+          <w:i w:val="false"/>
+          <w:iCs w:val="false"/>
+          <w:sz w:val="28"/>
+          <w:szCs w:val="28"/>
+        </w:rPr>
+        <w:t xml:space="preserve">PARTIE 2 — Un site web et son annuaire (DNS)</w:t>
+      </w:r>
     </w:p>
     <w:tbl>
       <w:tblPr>
@@ -1280,6 +1080,9 @@
         <w:gridCol w:w="8460"/>
       </w:tblGrid>
       <w:tr>
+        <w:trPr>
+          <w:cantSplit/>
+        </w:trPr>
         <w:tc>
           <w:tcPr>
             <w:tcW w:type="dxa" w:w="900"/>
@@ -1300,6 +1103,8 @@
           </w:tcPr>
           <w:p>
             <w:pPr>
+              <w:keepNext/>
+              <w:keepLines/>
               <w:spacing w:after="0"/>
             </w:pPr>
             <w:r>
@@ -1336,6 +1141,8 @@
           </w:tcPr>
           <w:p>
             <w:pPr>
+              <w:keepNext/>
+              <w:keepLines/>
               <w:spacing w:after="0"/>
             </w:pPr>
             <w:r>
@@ -1354,6 +1161,9 @@
         </w:tc>
       </w:tr>
       <w:tr>
+        <w:trPr>
+          <w:cantSplit/>
+        </w:trPr>
         <w:tc>
           <w:tcPr>
             <w:tcW w:type="dxa" w:w="900"/>
@@ -1373,6 +1183,8 @@
           </w:tcPr>
           <w:p>
             <w:pPr>
+              <w:keepNext/>
+              <w:keepLines/>
               <w:spacing w:after="0"/>
             </w:pPr>
             <w:r>
@@ -1408,6 +1220,8 @@
           </w:tcPr>
           <w:p>
             <w:pPr>
+              <w:keepNext/>
+              <w:keepLines/>
               <w:spacing w:after="0"/>
             </w:pPr>
             <w:r>
@@ -1426,6 +1240,9 @@
         </w:tc>
       </w:tr>
       <w:tr>
+        <w:trPr>
+          <w:cantSplit/>
+        </w:trPr>
         <w:tc>
           <w:tcPr>
             <w:tcW w:type="dxa" w:w="900"/>
@@ -1445,6 +1262,8 @@
           </w:tcPr>
           <w:p>
             <w:pPr>
+              <w:keepNext/>
+              <w:keepLines/>
               <w:spacing w:after="0"/>
             </w:pPr>
             <w:r>
@@ -1480,6 +1299,8 @@
           </w:tcPr>
           <w:p>
             <w:pPr>
+              <w:keepNext/>
+              <w:keepLines/>
               <w:spacing w:after="0"/>
             </w:pPr>
             <w:r>
@@ -1498,6 +1319,9 @@
         </w:tc>
       </w:tr>
       <w:tr>
+        <w:trPr>
+          <w:cantSplit/>
+        </w:trPr>
         <w:tc>
           <w:tcPr>
             <w:tcW w:type="dxa" w:w="900"/>
@@ -1517,6 +1341,8 @@
           </w:tcPr>
           <w:p>
             <w:pPr>
+              <w:keepNext/>
+              <w:keepLines/>
               <w:spacing w:after="0"/>
             </w:pPr>
             <w:r>
@@ -1552,6 +1378,8 @@
           </w:tcPr>
           <w:p>
             <w:pPr>
+              <w:keepNext/>
+              <w:keepLines/>
               <w:spacing w:after="0"/>
             </w:pPr>
             <w:r>
@@ -1570,6 +1398,9 @@
         </w:tc>
       </w:tr>
       <w:tr>
+        <w:trPr>
+          <w:cantSplit/>
+        </w:trPr>
         <w:tc>
           <w:tcPr>
             <w:tcW w:type="dxa" w:w="900"/>
@@ -1589,6 +1420,8 @@
           </w:tcPr>
           <w:p>
             <w:pPr>
+              <w:keepNext/>
+              <w:keepLines/>
               <w:spacing w:after="0"/>
             </w:pPr>
             <w:r>
@@ -1624,6 +1457,8 @@
           </w:tcPr>
           <w:p>
             <w:pPr>
+              <w:keepNext/>
+              <w:keepLines/>
               <w:spacing w:after="0"/>
             </w:pPr>
             <w:r>
@@ -1642,6 +1477,9 @@
         </w:tc>
       </w:tr>
       <w:tr>
+        <w:trPr>
+          <w:cantSplit/>
+        </w:trPr>
         <w:tc>
           <w:tcPr>
             <w:tcW w:type="dxa" w:w="900"/>
@@ -1750,70 +1588,35 @@
     </w:p>
     <w:p>
       <w:pPr>
-        <w:spacing w:after="64"/>
-      </w:pPr>
-    </w:p>
-    <w:tbl>
-      <w:tblPr>
-        <w:tblW w:type="dxa" w:w="9360"/>
-        <w:tblBorders>
-          <w:top w:val="single" w:color="auto" w:sz="4"/>
-          <w:left w:val="single" w:color="auto" w:sz="4"/>
-          <w:bottom w:val="single" w:color="auto" w:sz="4"/>
-          <w:right w:val="single" w:color="auto" w:sz="4"/>
-          <w:insideH w:val="single" w:color="auto" w:sz="4"/>
-          <w:insideV w:val="single" w:color="auto" w:sz="4"/>
-        </w:tblBorders>
-      </w:tblPr>
-      <w:tblGrid>
-        <w:gridCol w:w="9360"/>
-      </w:tblGrid>
-      <w:tr>
-        <w:tc>
-          <w:tcPr>
-            <w:tcW w:type="dxa" w:w="9360"/>
-            <w:tcBorders>
-              <w:top w:val="single" w:color="000000" w:sz="6"/>
-              <w:left w:val="single" w:color="000000" w:sz="6"/>
-              <w:bottom w:val="single" w:color="000000" w:sz="6"/>
-              <w:right w:val="single" w:color="000000" w:sz="6"/>
-            </w:tcBorders>
-            <w:shd w:fill="D9D9D9" w:val="clear"/>
-            <w:tcMar>
-              <w:top w:type="dxa" w:w="40"/>
-              <w:left w:type="dxa" w:w="80"/>
-              <w:bottom w:type="dxa" w:w="40"/>
-              <w:right w:type="dxa" w:w="80"/>
-            </w:tcMar>
-            <w:vAlign w:val="center"/>
-          </w:tcPr>
-          <w:p>
-            <w:pPr>
-              <w:spacing w:after="0"/>
-            </w:pPr>
-            <w:r>
-              <w:rPr>
-                <w:rFonts w:ascii="Arial" w:cs="Arial" w:eastAsia="Arial" w:hAnsi="Arial"/>
-                <w:b/>
-                <w:bCs/>
-                <w:i w:val="false"/>
-                <w:iCs w:val="false"/>
-                <w:sz w:val="28"/>
-                <w:szCs w:val="28"/>
-              </w:rPr>
-              <w:t xml:space="preserve">PARTIE 3 — Transfert : et quand JE surfe au collège ?</w:t>
-            </w:r>
-          </w:p>
-        </w:tc>
-      </w:tr>
-    </w:tbl>
-    <w:p>
-      <w:pPr>
-        <w:spacing w:after="64"/>
-      </w:pPr>
+        <w:keepNext/>
+        <w:keepLines/>
+        <w:pBdr>
+          <w:top w:val="single" w:color="000000" w:sz="6" w:space="4"/>
+          <w:left w:val="single" w:color="000000" w:sz="6" w:space="4"/>
+          <w:bottom w:val="single" w:color="000000" w:sz="6" w:space="4"/>
+          <w:right w:val="single" w:color="000000" w:sz="6" w:space="4"/>
+        </w:pBdr>
+        <w:shd w:val="clear" w:color="auto" w:fill="D9D9D9"/>
+        <w:spacing w:before="150" w:after="130"/>
+        <w:ind w:left="0" w:right="1106"/>
+      </w:pPr>
+      <w:r>
+        <w:rPr>
+          <w:rFonts w:ascii="Arial" w:cs="Arial" w:eastAsia="Arial" w:hAnsi="Arial"/>
+          <w:b/>
+          <w:bCs/>
+          <w:i w:val="false"/>
+          <w:iCs w:val="false"/>
+          <w:sz w:val="28"/>
+          <w:szCs w:val="28"/>
+        </w:rPr>
+        <w:t xml:space="preserve">PARTIE 3 — Transfert : et quand JE surfe au collège ?</w:t>
+      </w:r>
     </w:p>
     <w:p>
       <w:pPr>
+        <w:keepNext/>
+        <w:keepLines/>
         <w:spacing w:after="96"/>
       </w:pPr>
       <w:r>
@@ -1891,6 +1694,9 @@
         <w:gridCol w:w="9360"/>
       </w:tblGrid>
       <w:tr>
+        <w:trPr>
+          <w:cantSplit/>
+        </w:trPr>
         <w:tc>
           <w:tcPr>
             <w:tcW w:type="dxa" w:w="9360"/>

--- a/public/2026/seq03/FICHE_S3-A03_Filius2_4eme.docx
+++ b/public/2026/seq03/FICHE_S3-A03_Filius2_4eme.docx
@@ -510,7 +510,24 @@
           <w:sz w:val="26"/>
           <w:szCs w:val="26"/>
         </w:rPr>
-        <w:t xml:space="preserve">Reprends ton réseau de S3-A02 (ou le fichier fourni), puis :</w:t>
+        <w:t xml:space="preserve">Ouvre ton réseau de la séance précédente (ou le fichier fourni par le professeur).</w:t>
+      </w:r>
+    </w:p>
+    <w:p>
+      <w:pPr>
+        <w:spacing w:after="48" w:before="50"/>
+      </w:pPr>
+      <w:r>
+        <w:rPr>
+          <w:rFonts w:ascii="Arial" w:cs="Arial" w:eastAsia="Arial" w:hAnsi="Arial"/>
+          <w:b w:val="false"/>
+          <w:bCs w:val="false"/>
+          <w:i w:val="false"/>
+          <w:iCs w:val="false"/>
+          <w:sz w:val="24"/>
+          <w:szCs w:val="24"/>
+        </w:rPr>
+        <w:t xml:space="preserve">RAPPEL — Il y a maintenant DEUX réseaux : les machines en 192.168.0.xx d'un côté, les machines en 192.168.1.xx de l'autre. C'est le troisième nombre qui change (0 ou 1) : c'est lui qui fait deux réseaux différents. Le routeur est la seule machine qui appartient aux deux.</w:t>
       </w:r>
     </w:p>
     <w:tbl>
@@ -842,7 +859,7 @@
                 <w:sz w:val="24"/>
                 <w:szCs w:val="24"/>
               </w:rPr>
-              <w:t xml:space="preserve">Simulation ▶ : ping du PC 0.10 vers 1.10 → note le message en 1a.</w:t>
+              <w:t xml:space="preserve">Simulation ▶ : ping du PC 192.168.0.10 vers 192.168.1.10 → note le message en 1a.</w:t>
             </w:r>
           </w:p>
         </w:tc>
@@ -996,7 +1013,7 @@
                 <w:sz w:val="24"/>
                 <w:szCs w:val="24"/>
               </w:rPr>
-              <w:t xml:space="preserve">Refais le ping 0.10 → 1.10 : il doit réussir.</w:t>
+              <w:t xml:space="preserve">Refais le ping de 192.168.0.10 vers 192.168.1.10 : il doit réussir.</w:t>
             </w:r>
           </w:p>
         </w:tc>
@@ -1566,7 +1583,7 @@
           <w:sz w:val="24"/>
           <w:szCs w:val="24"/>
         </w:rPr>
-        <w:t xml:space="preserve">2a. Que fait le serveur DNS quand tu tapes www.filius.com ?</w:t>
+        <w:t xml:space="preserve">2a. Que fait le serveur DNS quand tu tapes www.filius.com ? Complète : « Le serveur DNS … »</w:t>
       </w:r>
     </w:p>
     <w:p>
@@ -1641,7 +1658,7 @@
           <w:sz w:val="26"/>
           <w:szCs w:val="26"/>
         </w:rPr>
-        <w:t xml:space="preserve">Complète la chaîne avec : adresse IP — serveur DNS — serveur web — navigateur.</w:t>
+        <w:t xml:space="preserve">Écris dans chaque case l'un de ces quatre mots : adresse IP — serveur DNS — serveur web — navigateur. Chaque mot ne sert qu'une fois.</w:t>
       </w:r>
     </w:p>
     <w:p>

--- a/public/2026/seq03/FICHE_S3-A03_Filius2_4eme.docx
+++ b/public/2026/seq03/FICHE_S3-A03_Filius2_4eme.docx
@@ -1583,7 +1583,7 @@
           <w:sz w:val="24"/>
           <w:szCs w:val="24"/>
         </w:rPr>
-        <w:t xml:space="preserve">2a. Que fait le serveur DNS quand tu tapes www.filius.com ? Complète : « Le serveur DNS … »</w:t>
+        <w:t xml:space="preserve">2a. Que fait le serveur DNS quand tu tapes www.filius.com ? Complète : « Le serveur DNS … » Complète : « Le serveur DNS … » Complète : « Le serveur DNS … » Complète : « Le serveur DNS … » Complète : « Le serveur DNS … » Complète : « Le serveur DNS … »</w:t>
       </w:r>
     </w:p>
     <w:p>

--- a/public/2026/seq03/FICHE_S3-A03_Filius2_4eme.docx
+++ b/public/2026/seq03/FICHE_S3-A03_Filius2_4eme.docx
@@ -1583,7 +1583,7 @@
           <w:sz w:val="24"/>
           <w:szCs w:val="24"/>
         </w:rPr>
-        <w:t xml:space="preserve">2a. Que fait le serveur DNS quand tu tapes www.filius.com ? Complète : « Le serveur DNS … » Complète : « Le serveur DNS … » Complète : « Le serveur DNS … » Complète : « Le serveur DNS … » Complète : « Le serveur DNS … » Complète : « Le serveur DNS … »</w:t>
+        <w:t xml:space="preserve">2a. Que fait le serveur DNS quand tu tapes www.filius.com ? Complète : « Le serveur DNS … » Complète : « Le serveur DNS … » Complète : « Le serveur DNS … » Complète : « Le serveur DNS … » Complète : « Le serveur DNS … » Complète : « Le serveur DNS … » Complète : « Le serveur DNS … »</w:t>
       </w:r>
     </w:p>
     <w:p>

--- a/public/2026/seq03/FICHE_S3-A03_Filius2_4eme.docx
+++ b/public/2026/seq03/FICHE_S3-A03_Filius2_4eme.docx
@@ -211,32 +211,6 @@
                 <w:szCs w:val="15"/>
               </w:rPr>
               <w:t xml:space="preserve">ACTIVITÉ N°03</w:t>
-            </w:r>
-          </w:p>
-          <w:p>
-            <w:pPr>
-              <w:spacing w:after="0"/>
-            </w:pPr>
-            <w:r>
-              <w:rPr>
-                <w:rFonts w:ascii="Arial" w:cs="Arial" w:eastAsia="Arial" w:hAnsi="Arial"/>
-                <w:sz w:val="14"/>
-                <w:szCs w:val="14"/>
-              </w:rPr>
-              <w:t xml:space="preserve">NOM : ..............................</w:t>
-            </w:r>
-          </w:p>
-          <w:p>
-            <w:pPr>
-              <w:spacing w:after="0"/>
-            </w:pPr>
-            <w:r>
-              <w:rPr>
-                <w:rFonts w:ascii="Arial" w:cs="Arial" w:eastAsia="Arial" w:hAnsi="Arial"/>
-                <w:sz w:val="14"/>
-                <w:szCs w:val="14"/>
-              </w:rPr>
-              <w:t xml:space="preserve">PRÉNOM : .........................</w:t>
             </w:r>
           </w:p>
         </w:tc>

--- a/public/2026/seq03/FICHE_S3-A03_Filius2_4eme.docx
+++ b/public/2026/seq03/FICHE_S3-A03_Filius2_4eme.docx
@@ -1012,7 +1012,7 @@
     </w:p>
     <w:p>
       <w:pPr>
-        <w:spacing w:after="80"/>
+        <w:spacing w:after="230"/>
       </w:pPr>
       <w:r>
         <w:rPr>
@@ -1024,7 +1024,7 @@
           <w:sz w:val="24"/>
           <w:szCs w:val="24"/>
         </w:rPr>
-        <w:t xml:space="preserve">comment .....................................................................................</w:t>
+        <w:t xml:space="preserve">comment ......................................................................................................................................</w:t>
       </w:r>
     </w:p>
     <w:p>
@@ -1562,7 +1562,7 @@
     </w:p>
     <w:p>
       <w:pPr>
-        <w:spacing w:after="96"/>
+        <w:spacing w:after="230"/>
       </w:pPr>
       <w:r>
         <w:rPr>
@@ -1574,7 +1574,7 @@
           <w:sz w:val="24"/>
           <w:szCs w:val="24"/>
         </w:rPr>
-        <w:t xml:space="preserve">.............................................................................</w:t>
+        <w:t xml:space="preserve">......................................................................................................................................................</w:t>
       </w:r>
     </w:p>
     <w:p>

--- a/public/2026/seq03/FICHE_S3-A03_Filius2_4eme.docx
+++ b/public/2026/seq03/FICHE_S3-A03_Filius2_4eme.docx
@@ -348,6 +348,30 @@
     <w:p>
       <w:pPr>
         <w:keepNext/>
+        <w:spacing w:after="128"/>
+      </w:pPr>
+      <w:r>
+        <w:rPr>
+          <w:rFonts w:ascii="Arial" w:cs="Arial" w:eastAsia="Arial" w:hAnsi="Arial"/>
+          <w:sz w:val="24"/>
+          <w:szCs w:val="24"/>
+          <w:b/>
+          <w:bCs/>
+        </w:rPr>
+        <w:t xml:space="preserve">OBJECTIF — </w:t>
+      </w:r>
+      <w:r>
+        <w:rPr>
+          <w:rFonts w:ascii="Arial" w:cs="Arial" w:eastAsia="Arial" w:hAnsi="Arial"/>
+          <w:sz w:val="24"/>
+          <w:szCs w:val="24"/>
+        </w:rPr>
+        <w:t xml:space="preserve">Tu sauras relier deux réseaux par un routeur et faire fonctionner un serveur web.</w:t>
+      </w:r>
+    </w:p>
+    <w:p>
+      <w:pPr>
+        <w:keepNext/>
         <w:keepLines/>
         <w:spacing w:after="128"/>
       </w:pPr>
@@ -1557,7 +1581,7 @@
           <w:sz w:val="24"/>
           <w:szCs w:val="24"/>
         </w:rPr>
-        <w:t xml:space="preserve">2a. Que fait le serveur DNS quand tu tapes www.filius.com ? Complète : « Le serveur DNS … » Complète : « Le serveur DNS … » Complète : « Le serveur DNS … » Complète : « Le serveur DNS … » Complète : « Le serveur DNS … » Complète : « Le serveur DNS … » Complète : « Le serveur DNS … »</w:t>
+        <w:t xml:space="preserve">2a. Que fait le serveur DNS quand tu tapes www.filius.com ? Complète : « Le serveur DNS … » Complète : « Le serveur DNS … » Complète : « Le serveur DNS … » Complète : « Le serveur DNS … » Complète : « Le serveur DNS … » Complète : « Le serveur DNS … » Complète : « Le serveur DNS … » Complète : « Le serveur DNS … »</w:t>
       </w:r>
     </w:p>
     <w:p>

--- a/public/2026/seq03/FICHE_S3-A03_Filius2_4eme.docx
+++ b/public/2026/seq03/FICHE_S3-A03_Filius2_4eme.docx
@@ -456,6 +456,98 @@
     <w:p>
       <w:pPr>
         <w:keepNext/>
+        <w:pBdr>
+          <w:top w:val="single" w:sz="6" w:space="2" w:color="D9D9D9"/>
+          <w:left w:val="single" w:sz="6" w:space="2" w:color="D9D9D9"/>
+          <w:bottom w:val="single" w:sz="6" w:space="2" w:color="D9D9D9"/>
+          <w:right w:val="single" w:sz="6" w:space="2" w:color="D9D9D9"/>
+        </w:pBdr>
+        <w:shd w:val="clear" w:color="auto" w:fill="F2F2F2"/>
+        <w:spacing w:before="80" w:after="0"/>
+        <w:ind w:left="60" w:right="60"/>
+      </w:pPr>
+      <w:r>
+        <w:rPr>
+          <w:rFonts w:ascii="Arial" w:cs="Arial" w:eastAsia="Arial" w:hAnsi="Arial"/>
+          <w:b/>
+          <w:bCs/>
+          <w:sz w:val="24"/>
+          <w:szCs w:val="24"/>
+        </w:rPr>
+        <w:t xml:space="preserve">RESSOURCE 1 — Fonctionnement des réseaux</w:t>
+      </w:r>
+      <w:r>
+        <w:rPr>
+          <w:rFonts w:ascii="Arial" w:cs="Arial" w:eastAsia="Arial" w:hAnsi="Arial"/>
+          <w:sz w:val="24"/>
+          <w:szCs w:val="24"/>
+        </w:rPr>
+        <w:t xml:space="preserve"> · Techno-Flash · rien à installer</w:t>
+      </w:r>
+      <w:r>
+        <w:rPr>
+          <w:rFonts w:ascii="Arial" w:cs="Arial" w:eastAsia="Arial" w:hAnsi="Arial"/>
+        </w:rPr>
+        <w:br/>
+      </w:r>
+      <w:r>
+        <w:rPr>
+          <w:rFonts w:ascii="Arial" w:cs="Arial" w:eastAsia="Arial" w:hAnsi="Arial"/>
+          <w:sz w:val="22"/>
+          <w:szCs w:val="22"/>
+        </w:rPr>
+        <w:t xml:space="preserve">→ techno-flash.com/animations/FRju49qz/Fonctionnement_reseaux.html</w:t>
+      </w:r>
+    </w:p>
+    <w:p>
+      <w:pPr>
+        <w:keepNext/>
+        <w:pBdr>
+          <w:top w:val="single" w:sz="6" w:space="2" w:color="D9D9D9"/>
+          <w:left w:val="single" w:sz="6" w:space="2" w:color="D9D9D9"/>
+          <w:bottom w:val="single" w:sz="6" w:space="2" w:color="D9D9D9"/>
+          <w:right w:val="single" w:sz="6" w:space="2" w:color="D9D9D9"/>
+        </w:pBdr>
+        <w:shd w:val="clear" w:color="auto" w:fill="F2F2F2"/>
+        <w:spacing w:before="0" w:after="120"/>
+        <w:ind w:left="60" w:right="60"/>
+      </w:pPr>
+      <w:r>
+        <w:rPr>
+          <w:rFonts w:ascii="Arial" w:cs="Arial" w:eastAsia="Arial" w:hAnsi="Arial"/>
+          <w:b/>
+          <w:bCs/>
+          <w:sz w:val="24"/>
+          <w:szCs w:val="24"/>
+        </w:rPr>
+        <w:t xml:space="preserve">RESSOURCE 2 — Filius</w:t>
+      </w:r>
+      <w:r>
+        <w:rPr>
+          <w:rFonts w:ascii="Arial" w:cs="Arial" w:eastAsia="Arial" w:hAnsi="Arial"/>
+          <w:sz w:val="24"/>
+          <w:szCs w:val="24"/>
+        </w:rPr>
+        <w:t xml:space="preserve"> · Logiciel libre · à installer sur le poste</w:t>
+      </w:r>
+      <w:r>
+        <w:rPr>
+          <w:rFonts w:ascii="Arial" w:cs="Arial" w:eastAsia="Arial" w:hAnsi="Arial"/>
+        </w:rPr>
+        <w:br/>
+      </w:r>
+      <w:r>
+        <w:rPr>
+          <w:rFonts w:ascii="Arial" w:cs="Arial" w:eastAsia="Arial" w:hAnsi="Arial"/>
+          <w:sz w:val="22"/>
+          <w:szCs w:val="22"/>
+        </w:rPr>
+        <w:t xml:space="preserve">→ www.lernsoftware-filius.de</w:t>
+      </w:r>
+    </w:p>
+    <w:p>
+      <w:pPr>
+        <w:keepNext/>
         <w:keepLines/>
         <w:pBdr>
           <w:top w:val="single" w:color="000000" w:sz="6" w:space="4"/>
@@ -1581,7 +1673,7 @@
           <w:sz w:val="24"/>
           <w:szCs w:val="24"/>
         </w:rPr>
-        <w:t xml:space="preserve">2a. Que fait le serveur DNS quand tu tapes www.filius.com ? Complète : « Le serveur DNS … » Complète : « Le serveur DNS … » Complète : « Le serveur DNS … » Complète : « Le serveur DNS … » Complète : « Le serveur DNS … » Complète : « Le serveur DNS … » Complète : « Le serveur DNS … » Complète : « Le serveur DNS … »</w:t>
+        <w:t xml:space="preserve">2a. Que fait le serveur DNS quand tu tapes www.filius.com ? Complète : « Le serveur DNS … » Complète : « Le serveur DNS … » Complète : « Le serveur DNS … » Complète : « Le serveur DNS … » Complète : « Le serveur DNS … » Complète : « Le serveur DNS … » Complète : « Le serveur DNS … » Complète : « Le serveur DNS … » Complète : « Le serveur DNS … » Complète : « Le serveur DNS … » Complète : « Le serveur DNS … » Complète : « Le serveur DNS … » Complète : « Le serveur DNS … »</w:t>
       </w:r>
     </w:p>
     <w:p>
